--- a/inbox/Application Aware Networking/Vol_VII_Book_06_FedAAN_SaaS_Integration_Governance.docx
+++ b/inbox/Application Aware Networking/Vol_VII_Book_06_FedAAN_SaaS_Integration_Governance.docx
@@ -31,7 +31,7 @@
         <w:pStyle w:val="Date"/>
       </w:pPr>
       <w:r>
-        <w:t xml:space="preserve">2026-07-14 10:17 ET</w:t>
+        <w:t xml:space="preserve">2026-07-14 11:56 ET</w:t>
       </w:r>
     </w:p>
     <w:p>
@@ -85,7 +85,7 @@
         <w:t xml:space="preserve"> </w:t>
       </w:r>
       <w:r>
-        <w:t xml:space="preserve">2026-07-14 10:17 ET</w:t>
+        <w:t xml:space="preserve">2026-07-14 11:56 ET</w:t>
       </w:r>
     </w:p>
     <w:bookmarkEnd w:id="9"/>
@@ -807,26 +807,13 @@
           <w:b/>
           <w:bCs/>
         </w:rPr>
-        <w:t xml:space="preserve">Related debt, not paid here.</w:t>
-      </w:r>
-      <w:r>
-        <w:t xml:space="preserve"> </w:t>
-      </w:r>
-      <w:r>
-        <w:t xml:space="preserve">Volume VII currently registers</w:t>
-      </w:r>
-      <w:r>
-        <w:t xml:space="preserve"> </w:t>
-      </w:r>
-      <w:r>
-        <w:rPr>
-          <w:b/>
-          <w:bCs/>
-        </w:rPr>
-        <w:t xml:space="preserve">no kit at all</w:t>
-      </w:r>
-      <w:r>
-        <w:t xml:space="preserve">, and the</w:t>
+        <w:t xml:space="preserve">Related debt — since paid.</w:t>
+      </w:r>
+      <w:r>
+        <w:t xml:space="preserve"> </w:t>
+      </w:r>
+      <w:r>
+        <w:t xml:space="preserve">When this book was first drafted, Volume VII registered no kit and the</w:t>
       </w:r>
       <w:r>
         <w:t xml:space="preserve"> </w:t>
@@ -841,19 +828,46 @@
         <w:t xml:space="preserve"> </w:t>
       </w:r>
       <w:r>
-        <w:t xml:space="preserve">app that Book 05 describes as</w:t>
-      </w:r>
-      <w:r>
-        <w:t xml:space="preserve"> </w:t>
-      </w:r>
-      <w:r>
-        <w:t xml:space="preserve">“the deployable counterpart to Books 00–04”</w:t>
-      </w:r>
-      <w:r>
-        <w:t xml:space="preserve"> </w:t>
-      </w:r>
-      <w:r>
-        <w:t xml:space="preserve">does not exist on disk or in the spine’s kit registry. That is Book 05’s debt. It is recorded here because a reader of Book 05 will look for an artifact and not find one.</w:t>
+        <w:t xml:space="preserve">app Book 05 describes existed only as prose. As of 2026-07-14 the DRAFT skeleton ships at</w:t>
+      </w:r>
+      <w:r>
+        <w:t xml:space="preserve"> </w:t>
+      </w:r>
+      <w:r>
+        <w:rPr>
+          <w:rStyle w:val="VerbatimChar"/>
+        </w:rPr>
+        <w:t xml:space="preserve">x_ssa_fed_compliance/</w:t>
+      </w:r>
+      <w:r>
+        <w:t xml:space="preserve"> </w:t>
+      </w:r>
+      <w:r>
+        <w:t xml:space="preserve">and is registered in the spine’s</w:t>
+      </w:r>
+      <w:r>
+        <w:t xml:space="preserve"> </w:t>
+      </w:r>
+      <w:r>
+        <w:rPr>
+          <w:rStyle w:val="VerbatimChar"/>
+        </w:rPr>
+        <w:t xml:space="preserve">kits:</w:t>
+      </w:r>
+      <w:r>
+        <w:t xml:space="preserve"> </w:t>
+      </w:r>
+      <w:r>
+        <w:t xml:space="preserve">section (</w:t>
+      </w:r>
+      <w:r>
+        <w:rPr>
+          <w:rStyle w:val="VerbatimChar"/>
+        </w:rPr>
+        <w:t xml:space="preserve">kit-fed-compliance</w:t>
+      </w:r>
+      <w:r>
+        <w:t xml:space="preserve">), so the distribution build bundles it and its control map is CI-validated. Lane F’s placement decision stands on its own merits (reuse of the day-2 plumbing), not on the kit’s absence.</w:t>
       </w:r>
     </w:p>
     <w:bookmarkStart w:id="17" w:name="the-record-model"/>
@@ -7863,13 +7877,22 @@
           <w:b/>
           <w:bCs/>
         </w:rPr>
-        <w:t xml:space="preserve">does not exist.</w:t>
-      </w:r>
-      <w:r>
-        <w:t xml:space="preserve"> </w:t>
-      </w:r>
-      <w:r>
-        <w:t xml:space="preserve">Book 05 describes it as the deployable artifact; Volume VII registers no kit. Lane F sidesteps this by living in the day-2 app, but a Book 05 reader still finds nothing to import.</w:t>
+        <w:t xml:space="preserve">is a DRAFT skeleton, not a built app.</w:t>
+      </w:r>
+      <w:r>
+        <w:t xml:space="preserve"> </w:t>
+      </w:r>
+      <w:r>
+        <w:t xml:space="preserve">Its kit now exists (</w:t>
+      </w:r>
+      <w:r>
+        <w:rPr>
+          <w:rStyle w:val="VerbatimChar"/>
+        </w:rPr>
+        <w:t xml:space="preserve">x_ssa_fed_compliance/</w:t>
+      </w:r>
+      <w:r>
+        <w:t xml:space="preserve">, registered in the spine) with real Script Includes and a CI-validated control map — but the Flows, ATF XML and update set are specs to be built and exported from a sub-prod instance, same disposition as the day-2 kit.</w:t>
       </w:r>
     </w:p>
     <w:p>

--- a/inbox/Application Aware Networking/Vol_VII_Book_06_FedAAN_SaaS_Integration_Governance.docx
+++ b/inbox/Application Aware Networking/Vol_VII_Book_06_FedAAN_SaaS_Integration_Governance.docx
@@ -15,7 +15,7 @@
         <w:pStyle w:val="Subtitle"/>
       </w:pPr>
       <w:r>
-        <w:t xml:space="preserve">The ServiceNow implementation: onboarding a third-party SaaS as the moment 24 controls are closed — verify authorization, then configure, never the reverse</w:t>
+        <w:t xml:space="preserve">The ServiceNow implementation: onboarding a third-party SaaS as the moment 24 controls are operationalized and SA-9 is closed — verify authorization, then configure, never the reverse</w:t>
       </w:r>
     </w:p>
     <w:p>
@@ -321,7 +321,7 @@
           <wp:inline>
             <wp:extent cx="5334000" cy="3000375"/>
             <wp:effectExtent b="0" l="0" r="0" t="0"/>
-            <wp:docPr descr="The provisioning spine — six phases, twenty-four governed catalog items, authorization verified before configuration" title="" id="11" name="Picture"/>
+            <wp:docPr descr="The provisioning spine — a simplified six-stage lifecycle view of the seven-phase catalog, twenty-four governed catalog items, authorization verified before configuration" title="" id="11" name="Picture"/>
             <a:graphic>
               <a:graphicData uri="http://schemas.openxmlformats.org/drawingml/2006/picture">
                 <pic:pic>
@@ -364,7 +364,7 @@
         <w:pStyle w:val="ImageCaption"/>
       </w:pPr>
       <w:r>
-        <w:t xml:space="preserve">The provisioning spine — six phases, twenty-four governed catalog items, authorization verified before configuration</w:t>
+        <w:t xml:space="preserve">The provisioning spine — a simplified six-stage lifecycle view of the seven-phase catalog, twenty-four governed catalog items, authorization verified before configuration</w:t>
       </w:r>
     </w:p>
     <w:bookmarkEnd w:id="13"/>
@@ -2049,10 +2049,13 @@
           <w:b/>
           <w:bCs/>
         </w:rPr>
-        <w:t xml:space="preserve">AC-20</w:t>
-      </w:r>
-      <w:r>
-        <w:t xml:space="preserve">,</w:t>
+        <w:t xml:space="preserve">SA-9</w:t>
+      </w:r>
+      <w:r>
+        <w:t xml:space="preserve"> </w:t>
+      </w:r>
+      <w:r>
+        <w:t xml:space="preserve">†; operationalizes</w:t>
       </w:r>
       <w:r>
         <w:t xml:space="preserve"> </w:t>
@@ -2062,13 +2065,10 @@
           <w:b/>
           <w:bCs/>
         </w:rPr>
-        <w:t xml:space="preserve">SA-9</w:t>
-      </w:r>
-      <w:r>
-        <w:t xml:space="preserve"> </w:t>
-      </w:r>
-      <w:r>
-        <w:t xml:space="preserve">†,</w:t>
+        <w:t xml:space="preserve">AC-20</w:t>
+      </w:r>
+      <w:r>
+        <w:t xml:space="preserve">,</w:t>
       </w:r>
       <w:r>
         <w:t xml:space="preserve"> </w:t>
@@ -2126,7 +2126,7 @@
         <w:tblW w:type="pct" w:w="5000"/>
         <w:tblLayout w:type="fixed"/>
         <w:tblLook w:firstRow="1" w:lastRow="0" w:firstColumn="0" w:lastColumn="0" w:noHBand="0" w:noVBand="0" w:val="0020"/>
-        <w:tblCaption w:val="Phase 1 — closes AC-20, SA-9 †, SA-9(2), AC-4, CA-3, AC-5"/>
+        <w:tblCaption w:val="Phase 1 — closes SA-9 †; operationalizes AC-20, SA-9(2), AC-4, CA-3, AC-5"/>
       </w:tblPr>
       <w:tblGrid>
         <w:gridCol w:w="1980"/>
@@ -2564,7 +2564,7 @@
         <w:pStyle w:val="TableCaption"/>
       </w:pPr>
       <w:r>
-        <w:t xml:space="preserve">Phase 2 — closes</w:t>
+        <w:t xml:space="preserve">Phase 2 — operationalizes</w:t>
       </w:r>
       <w:r>
         <w:t xml:space="preserve"> </w:t>
@@ -2622,7 +2622,7 @@
         <w:tblW w:type="pct" w:w="5000"/>
         <w:tblLayout w:type="fixed"/>
         <w:tblLook w:firstRow="1" w:lastRow="0" w:firstColumn="0" w:lastColumn="0" w:noHBand="0" w:noVBand="0" w:val="0020"/>
-        <w:tblCaption w:val="Phase 2 — closes CM-8, CM-3, IA-2, IA-4"/>
+        <w:tblCaption w:val="Phase 2 — operationalizes CM-8, CM-3, IA-2, IA-4"/>
       </w:tblPr>
       <w:tblGrid>
         <w:gridCol w:w="1980"/>
@@ -2969,7 +2969,7 @@
         <w:pStyle w:val="TableCaption"/>
       </w:pPr>
       <w:r>
-        <w:t xml:space="preserve">Phase 3 — closes</w:t>
+        <w:t xml:space="preserve">Phase 3 — operationalizes</w:t>
       </w:r>
       <w:r>
         <w:t xml:space="preserve"> </w:t>
@@ -3014,7 +3014,7 @@
         <w:tblW w:type="pct" w:w="5000"/>
         <w:tblLayout w:type="fixed"/>
         <w:tblLook w:firstRow="1" w:lastRow="0" w:firstColumn="0" w:lastColumn="0" w:noHBand="0" w:noVBand="0" w:val="0020"/>
-        <w:tblCaption w:val="Phase 3 — closes IA-5(2), IA-5, SC-17"/>
+        <w:tblCaption w:val="Phase 3 — operationalizes IA-5(2), IA-5, SC-17"/>
       </w:tblPr>
       <w:tblGrid>
         <w:gridCol w:w="1980"/>
@@ -3270,7 +3270,7 @@
         <w:pStyle w:val="TableCaption"/>
       </w:pPr>
       <w:r>
-        <w:t xml:space="preserve">Phase 4 — closes</w:t>
+        <w:t xml:space="preserve">Phase 4 — operationalizes</w:t>
       </w:r>
       <w:r>
         <w:t xml:space="preserve"> </w:t>
@@ -3315,7 +3315,7 @@
         <w:tblW w:type="pct" w:w="5000"/>
         <w:tblLayout w:type="fixed"/>
         <w:tblLook w:firstRow="1" w:lastRow="0" w:firstColumn="0" w:lastColumn="0" w:noHBand="0" w:noVBand="0" w:val="0020"/>
-        <w:tblCaption w:val="Phase 4 — closes AC-2(1), AC-3, AC-6"/>
+        <w:tblCaption w:val="Phase 4 — operationalizes AC-2(1), AC-3, AC-6"/>
       </w:tblPr>
       <w:tblGrid>
         <w:gridCol w:w="1980"/>
@@ -3611,7 +3611,7 @@
         <w:pStyle w:val="TableCaption"/>
       </w:pPr>
       <w:r>
-        <w:t xml:space="preserve">Phase 5 — closes</w:t>
+        <w:t xml:space="preserve">Phase 5 — operationalizes</w:t>
       </w:r>
       <w:r>
         <w:t xml:space="preserve"> </w:t>
@@ -3643,7 +3643,7 @@
         <w:tblW w:type="pct" w:w="5000"/>
         <w:tblLayout w:type="fixed"/>
         <w:tblLook w:firstRow="1" w:lastRow="0" w:firstColumn="0" w:lastColumn="0" w:noHBand="0" w:noVBand="0" w:val="0020"/>
-        <w:tblCaption w:val="Phase 5 — closes AC-2(3), PS-5"/>
+        <w:tblCaption w:val="Phase 5 — operationalizes AC-2(3), PS-5"/>
       </w:tblPr>
       <w:tblGrid>
         <w:gridCol w:w="1980"/>
@@ -3861,7 +3861,7 @@
         <w:pStyle w:val="TableCaption"/>
       </w:pPr>
       <w:r>
-        <w:t xml:space="preserve">Phase 6 — closes</w:t>
+        <w:t xml:space="preserve">Phase 6 — operationalizes</w:t>
       </w:r>
       <w:r>
         <w:t xml:space="preserve"> </w:t>
@@ -3906,7 +3906,7 @@
         <w:tblW w:type="pct" w:w="5000"/>
         <w:tblLayout w:type="fixed"/>
         <w:tblLook w:firstRow="1" w:lastRow="0" w:firstColumn="0" w:lastColumn="0" w:noHBand="0" w:noVBand="0" w:val="0020"/>
-        <w:tblCaption w:val="Phase 6 — closes AC-2(4), AU-2, AU-6"/>
+        <w:tblCaption w:val="Phase 6 — operationalizes AC-2(4), AU-2, AU-6"/>
       </w:tblPr>
       <w:tblGrid>
         <w:gridCol w:w="1980"/>
@@ -4199,7 +4199,7 @@
         <w:pStyle w:val="TableCaption"/>
       </w:pPr>
       <w:r>
-        <w:t xml:space="preserve">Phase 7 — closes</w:t>
+        <w:t xml:space="preserve">Phase 7 — operationalizes</w:t>
       </w:r>
       <w:r>
         <w:t xml:space="preserve"> </w:t>
@@ -4244,7 +4244,7 @@
         <w:tblW w:type="pct" w:w="5000"/>
         <w:tblLayout w:type="fixed"/>
         <w:tblLook w:firstRow="1" w:lastRow="0" w:firstColumn="0" w:lastColumn="0" w:noHBand="0" w:noVBand="0" w:val="0020"/>
-        <w:tblCaption w:val="Phase 7 — closes CA-7, SI-12, AC-2"/>
+        <w:tblCaption w:val="Phase 7 — operationalizes CA-7, SI-12, AC-2"/>
       </w:tblPr>
       <w:tblGrid>
         <w:gridCol w:w="1980"/>
@@ -4756,7 +4756,7 @@
         <w:rPr>
           <w:rStyle w:val="VerbatimChar"/>
         </w:rPr>
-        <w:t xml:space="preserve">5 day-2 control maps, 47 catalog items, all consistent with the spine</w:t>
+        <w:t xml:space="preserve">6 day-2 control maps, 55 catalog items, all consistent with the spine</w:t>
       </w:r>
       <w:r>
         <w:t xml:space="preserve">. That is the concrete payoff of reusing the day-2 app instead of forking one.</w:t>
@@ -5688,18 +5688,7 @@
               <w:pStyle w:val="Compact"/>
             </w:pPr>
             <w:r>
-              <w:t xml:space="preserve">Account Management</w:t>
-            </w:r>
-          </w:p>
-        </w:tc>
-        <w:tc>
-          <w:tcPr/>
-          <w:p>
-            <w:pPr>
-              <w:pStyle w:val="Compact"/>
-            </w:pPr>
-            <w:r>
-              <w:t xml:space="preserve">Automated System Account Management</w:t>
+              <w:t xml:space="preserve">Account Management | Automated System Account Management</w:t>
             </w:r>
           </w:p>
         </w:tc>
@@ -5755,6 +5744,17 @@
             </w:pPr>
             <w:r>
               <w:t xml:space="preserve">KSI-IAM</w:t>
+            </w:r>
+          </w:p>
+        </w:tc>
+        <w:tc>
+          <w:tcPr/>
+          <w:p>
+            <w:pPr>
+              <w:pStyle w:val="Compact"/>
+            </w:pPr>
+            <w:r>
+              <w:t xml:space="preserve">No</w:t>
             </w:r>
           </w:p>
         </w:tc>
@@ -5778,18 +5778,7 @@
               <w:pStyle w:val="Compact"/>
             </w:pPr>
             <w:r>
-              <w:t xml:space="preserve">Account Management</w:t>
-            </w:r>
-          </w:p>
-        </w:tc>
-        <w:tc>
-          <w:tcPr/>
-          <w:p>
-            <w:pPr>
-              <w:pStyle w:val="Compact"/>
-            </w:pPr>
-            <w:r>
-              <w:t xml:space="preserve">Disable Accounts</w:t>
+              <w:t xml:space="preserve">Account Management | Disable Accounts</w:t>
             </w:r>
           </w:p>
         </w:tc>
@@ -5845,6 +5834,17 @@
             </w:pPr>
             <w:r>
               <w:t xml:space="preserve">KSI-IAM</w:t>
+            </w:r>
+          </w:p>
+        </w:tc>
+        <w:tc>
+          <w:tcPr/>
+          <w:p>
+            <w:pPr>
+              <w:pStyle w:val="Compact"/>
+            </w:pPr>
+            <w:r>
+              <w:t xml:space="preserve">No</w:t>
             </w:r>
           </w:p>
         </w:tc>
@@ -6615,18 +6615,7 @@
               <w:pStyle w:val="Compact"/>
             </w:pPr>
             <w:r>
-              <w:t xml:space="preserve">Authenticator Management</w:t>
-            </w:r>
-          </w:p>
-        </w:tc>
-        <w:tc>
-          <w:tcPr/>
-          <w:p>
-            <w:pPr>
-              <w:pStyle w:val="Compact"/>
-            </w:pPr>
-            <w:r>
-              <w:t xml:space="preserve">Public Key-Based Authentication</w:t>
+              <w:t xml:space="preserve">Authenticator Management | Public Key-Based Authentication</w:t>
             </w:r>
           </w:p>
         </w:tc>
@@ -6682,6 +6671,17 @@
             </w:pPr>
             <w:r>
               <w:t xml:space="preserve">KSI-IAM</w:t>
+            </w:r>
+          </w:p>
+        </w:tc>
+        <w:tc>
+          <w:tcPr/>
+          <w:p>
+            <w:pPr>
+              <w:pStyle w:val="Compact"/>
+            </w:pPr>
+            <w:r>
+              <w:t xml:space="preserve">No</w:t>
             </w:r>
           </w:p>
         </w:tc>
@@ -6885,18 +6885,7 @@
               <w:pStyle w:val="Compact"/>
             </w:pPr>
             <w:r>
-              <w:t xml:space="preserve">External System Services</w:t>
-            </w:r>
-          </w:p>
-        </w:tc>
-        <w:tc>
-          <w:tcPr/>
-          <w:p>
-            <w:pPr>
-              <w:pStyle w:val="Compact"/>
-            </w:pPr>
-            <w:r>
-              <w:t xml:space="preserve">Identification of Functions, Ports, Protocols, and Services</w:t>
+              <w:t xml:space="preserve">External System Services | Identification of Functions, Ports, Protocols, and Services</w:t>
             </w:r>
           </w:p>
         </w:tc>
@@ -6952,6 +6941,17 @@
             </w:pPr>
             <w:r>
               <w:t xml:space="preserve">KSI-SCR</w:t>
+            </w:r>
+          </w:p>
+        </w:tc>
+        <w:tc>
+          <w:tcPr/>
+          <w:p>
+            <w:pPr>
+              <w:pStyle w:val="Compact"/>
+            </w:pPr>
+            <w:r>
+              <w:t xml:space="preserve">No</w:t>
             </w:r>
           </w:p>
         </w:tc>
@@ -6975,18 +6975,7 @@
               <w:pStyle w:val="Compact"/>
             </w:pPr>
             <w:r>
-              <w:t xml:space="preserve">Account Management</w:t>
-            </w:r>
-          </w:p>
-        </w:tc>
-        <w:tc>
-          <w:tcPr/>
-          <w:p>
-            <w:pPr>
-              <w:pStyle w:val="Compact"/>
-            </w:pPr>
-            <w:r>
-              <w:t xml:space="preserve">Automated Audit Actions</w:t>
+              <w:t xml:space="preserve">Account Management | Automated Audit Actions</w:t>
             </w:r>
           </w:p>
         </w:tc>
@@ -7042,6 +7031,17 @@
             </w:pPr>
             <w:r>
               <w:t xml:space="preserve">KSI-MLA</w:t>
+            </w:r>
+          </w:p>
+        </w:tc>
+        <w:tc>
+          <w:tcPr/>
+          <w:p>
+            <w:pPr>
+              <w:pStyle w:val="Compact"/>
+            </w:pPr>
+            <w:r>
+              <w:t xml:space="preserve">No</w:t>
             </w:r>
           </w:p>
         </w:tc>
